--- a/docs/05_Архитектура_системы.docx
+++ b/docs/05_Архитектура_системы.docx
@@ -4,15 +4,16 @@
   <w:body>
     <w:p>
       <w:pPr>
-        <w:jc w:val="center"/>
+        <w:spacing w:after="120" w:line="276" w:lineRule="auto"/>
+        <w:jc w:val="both"/>
       </w:pPr>
       <w:r>
         <w:rPr>
-          <w:rFonts w:ascii="Times New Roman" w:hAnsi="Times New Roman" w:eastAsia="Times New Roman"/>
+          <w:rFonts w:ascii="Times New Roman" w:hAnsi="Times New Roman"/>
           <w:b/>
-          <w:sz w:val="32"/>
+          <w:sz w:val="24"/>
         </w:rPr>
-        <w:t>ИНТЕЛЛЕКТА</w:t>
+        <w:t>Интеллекта | Дипломный проект</w:t>
       </w:r>
     </w:p>
     <w:p>
@@ -21,7 +22,16 @@
       </w:pPr>
       <w:r>
         <w:rPr>
-          <w:rFonts w:ascii="Times New Roman" w:hAnsi="Times New Roman" w:eastAsia="Times New Roman"/>
+          <w:rFonts w:ascii="Times New Roman" w:hAnsi="Times New Roman"/>
+          <w:b/>
+          <w:sz w:val="32"/>
+        </w:rPr>
+        <w:t>ИНТЕЛЛЕКТА</w:t>
+        <w:br/>
+      </w:r>
+      <w:r>
+        <w:rPr>
+          <w:rFonts w:ascii="Times New Roman" w:hAnsi="Times New Roman"/>
           <w:b/>
           <w:sz w:val="28"/>
         </w:rPr>
@@ -31,44 +41,58 @@
     <w:p/>
     <w:p>
       <w:pPr>
-        <w:pStyle w:val="Heading1"/>
+        <w:spacing w:after="120" w:line="276" w:lineRule="auto"/>
+        <w:jc w:val="both"/>
       </w:pPr>
       <w:r>
+        <w:rPr>
+          <w:rFonts w:ascii="Times New Roman" w:hAnsi="Times New Roman"/>
+          <w:b w:val="0"/>
+          <w:sz w:val="24"/>
+        </w:rPr>
+        <w:t>Документ описывает фактическую архитектуру веб-сервиса «Интеллекта» после реализации этапа смыслового поиска. Система не содержит отдельного backend на FastAPI или Express и не использует REST API с префиксом /api/v1 как самостоятельный слой. Серверная часть MVP построена на Supabase, PostgreSQL, Row Level Security, RPC-функциях и Vercel Functions.</w:t>
+      </w:r>
+    </w:p>
+    <w:p>
+      <w:pPr>
+        <w:pStyle w:val="Heading1"/>
+        <w:spacing w:after="120" w:line="276" w:lineRule="auto"/>
+      </w:pPr>
+      <w:r>
+        <w:rPr>
+          <w:rFonts w:ascii="Times New Roman" w:hAnsi="Times New Roman"/>
+          <w:b w:val="0"/>
+          <w:sz w:val="24"/>
+        </w:rPr>
         <w:t>1. Архитектурный подход</w:t>
       </w:r>
     </w:p>
     <w:p>
       <w:pPr>
-        <w:spacing w:after="120"/>
-        <w:ind w:firstLine="425"/>
+        <w:spacing w:after="120" w:line="276" w:lineRule="auto"/>
+        <w:jc w:val="both"/>
       </w:pPr>
       <w:r>
         <w:rPr>
-          <w:rFonts w:ascii="Times New Roman" w:hAnsi="Times New Roman" w:eastAsia="Times New Roman"/>
+          <w:rFonts w:ascii="Times New Roman" w:hAnsi="Times New Roman"/>
+          <w:b w:val="0"/>
           <w:sz w:val="24"/>
         </w:rPr>
-        <w:t>В текущей версии веб-сервис «Интеллекта» реализован как клиентское веб-приложение React/Vite с размещением на Vercel и использованием Supabase в качестве Backend-as-a-Service. Отдельный классический backend на FastAPI или Express в проекте не реализован. Доступ к данным выполняется через Supabase JavaScript Client, SQL-представления, таблицы, RLS-политики и RPC-функции. Серверная логика ИИ-анализа вынесена в Vercel Serverless Function /api/analyze-book.</w:t>
-      </w:r>
-    </w:p>
-    <w:p>
-      <w:pPr>
-        <w:spacing w:after="120"/>
-        <w:ind w:firstLine="425"/>
-      </w:pPr>
-      <w:r>
-        <w:rPr>
-          <w:rFonts w:ascii="Times New Roman" w:hAnsi="Times New Roman" w:eastAsia="Times New Roman"/>
-          <w:sz w:val="24"/>
-        </w:rPr>
-        <w:t>Такой подход соответствует границам MVP: основная бизнес-логика каталога, профиля, избранного, корзины, заказов и администрирования опирается на Supabase PostgreSQL и Row Level Security, а чувствительные ключи ИИ-провайдера и service role key не попадают во frontend.</w:t>
+        <w:t>Приложение реализовано как React/Vite SPA, размещаемое на Vercel. Доступ к бизнес-данным выполняется через Supabase JavaScript Client и прикладные сервисы frontend. Серверные операции, требующие секретов и обращения к ИИ-провайдеру, вынесены в Vercel Functions. Хранение каталога, заказов, пользовательских данных, результатов ИИ-анализа и embedding-векторов выполняется в Supabase PostgreSQL.</w:t>
       </w:r>
     </w:p>
     <w:p>
       <w:pPr>
         <w:pStyle w:val="Heading1"/>
+        <w:spacing w:after="120" w:line="276" w:lineRule="auto"/>
       </w:pPr>
       <w:r>
-        <w:t>2. Логические слои системы</w:t>
+        <w:rPr>
+          <w:rFonts w:ascii="Times New Roman" w:hAnsi="Times New Roman"/>
+          <w:b w:val="0"/>
+          <w:sz w:val="24"/>
+        </w:rPr>
+        <w:t>2. Логическая схема компонентов</w:t>
       </w:r>
     </w:p>
     <w:tbl>
@@ -76,34 +100,27 @@
         <w:tblStyle w:val="TableGrid"/>
         <w:tblW w:type="auto" w:w="0"/>
         <w:jc w:val="center"/>
-        <w:tblLayout w:type="autofit"/>
         <w:tblLook w:firstColumn="1" w:firstRow="1" w:lastColumn="0" w:lastRow="0" w:noHBand="0" w:noVBand="1" w:val="04A0"/>
       </w:tblPr>
       <w:tblGrid>
-        <w:gridCol w:w="3419"/>
-        <w:gridCol w:w="3419"/>
-        <w:gridCol w:w="3419"/>
+        <w:gridCol w:w="3324"/>
+        <w:gridCol w:w="3324"/>
+        <w:gridCol w:w="3324"/>
       </w:tblGrid>
       <w:tr>
-        <w:trPr>
-          <w:tblHeader w:val="true"/>
-        </w:trPr>
         <w:tc>
           <w:tcPr>
-            <w:tcW w:type="dxa" w:w="3419"/>
-            <w:vAlign w:val="top"/>
-            <w:shd w:fill="D9EAF7"/>
+            <w:tcW w:type="dxa" w:w="3324"/>
+            <w:shd w:fill="E8E4DC"/>
+            <w:vAlign w:val="center"/>
           </w:tcPr>
           <w:p>
-            <w:pPr>
-              <w:spacing w:after="0"/>
-            </w:pPr>
             <w:r/>
             <w:r>
               <w:rPr>
-                <w:rFonts w:ascii="Times New Roman" w:hAnsi="Times New Roman" w:eastAsia="Times New Roman"/>
+                <w:rFonts w:ascii="Times New Roman" w:hAnsi="Times New Roman"/>
                 <w:b/>
-                <w:sz w:val="18"/>
+                <w:sz w:val="20"/>
               </w:rPr>
               <w:t>Слой/компонент</w:t>
             </w:r>
@@ -111,43 +128,37 @@
         </w:tc>
         <w:tc>
           <w:tcPr>
-            <w:tcW w:type="dxa" w:w="3419"/>
-            <w:vAlign w:val="top"/>
-            <w:shd w:fill="D9EAF7"/>
+            <w:tcW w:type="dxa" w:w="3324"/>
+            <w:shd w:fill="E8E4DC"/>
+            <w:vAlign w:val="center"/>
           </w:tcPr>
           <w:p>
-            <w:pPr>
-              <w:spacing w:after="0"/>
-            </w:pPr>
             <w:r/>
             <w:r>
               <w:rPr>
-                <w:rFonts w:ascii="Times New Roman" w:hAnsi="Times New Roman" w:eastAsia="Times New Roman"/>
+                <w:rFonts w:ascii="Times New Roman" w:hAnsi="Times New Roman"/>
                 <w:b/>
-                <w:sz w:val="18"/>
+                <w:sz w:val="20"/>
               </w:rPr>
-              <w:t>Фактическая реализация</w:t>
+              <w:t>Ответственность</w:t>
             </w:r>
           </w:p>
         </w:tc>
         <w:tc>
           <w:tcPr>
-            <w:tcW w:type="dxa" w:w="3419"/>
-            <w:vAlign w:val="top"/>
-            <w:shd w:fill="D9EAF7"/>
+            <w:tcW w:type="dxa" w:w="3324"/>
+            <w:shd w:fill="E8E4DC"/>
+            <w:vAlign w:val="center"/>
           </w:tcPr>
           <w:p>
-            <w:pPr>
-              <w:spacing w:after="0"/>
-            </w:pPr>
             <w:r/>
             <w:r>
               <w:rPr>
-                <w:rFonts w:ascii="Times New Roman" w:hAnsi="Times New Roman" w:eastAsia="Times New Roman"/>
+                <w:rFonts w:ascii="Times New Roman" w:hAnsi="Times New Roman"/>
                 <w:b/>
-                <w:sz w:val="18"/>
+                <w:sz w:val="20"/>
               </w:rPr>
-              <w:t>Ответственность</w:t>
+              <w:t>Фактическая реализация</w:t>
             </w:r>
           </w:p>
         </w:tc>
@@ -155,18 +166,16 @@
       <w:tr>
         <w:tc>
           <w:tcPr>
-            <w:tcW w:type="dxa" w:w="3419"/>
+            <w:tcW w:type="dxa" w:w="3324"/>
+            <w:vAlign w:val="top"/>
           </w:tcPr>
           <w:p>
-            <w:pPr>
-              <w:spacing w:after="0"/>
-            </w:pPr>
             <w:r/>
             <w:r>
               <w:rPr>
-                <w:rFonts w:ascii="Times New Roman" w:hAnsi="Times New Roman" w:eastAsia="Times New Roman"/>
+                <w:rFonts w:ascii="Times New Roman" w:hAnsi="Times New Roman"/>
                 <w:b w:val="0"/>
-                <w:sz w:val="18"/>
+                <w:sz w:val="20"/>
               </w:rPr>
               <w:t>Клиентский слой</w:t>
             </w:r>
@@ -174,39 +183,35 @@
         </w:tc>
         <w:tc>
           <w:tcPr>
-            <w:tcW w:type="dxa" w:w="3419"/>
+            <w:tcW w:type="dxa" w:w="3324"/>
+            <w:vAlign w:val="top"/>
           </w:tcPr>
           <w:p>
-            <w:pPr>
-              <w:spacing w:after="0"/>
-            </w:pPr>
             <w:r/>
             <w:r>
               <w:rPr>
-                <w:rFonts w:ascii="Times New Roman" w:hAnsi="Times New Roman" w:eastAsia="Times New Roman"/>
+                <w:rFonts w:ascii="Times New Roman" w:hAnsi="Times New Roman"/>
                 <w:b w:val="0"/>
-                <w:sz w:val="18"/>
+                <w:sz w:val="20"/>
               </w:rPr>
-              <w:t>React 18, Vite 6, TypeScript, React Router, UI-компоненты</w:t>
+              <w:t>Каталог, карточка книги, профиль, рекомендации, корзина, заказы, админ-панель, переключение обычного и смыслового поиска.</w:t>
             </w:r>
           </w:p>
         </w:tc>
         <w:tc>
           <w:tcPr>
-            <w:tcW w:type="dxa" w:w="3419"/>
+            <w:tcW w:type="dxa" w:w="3324"/>
+            <w:vAlign w:val="top"/>
           </w:tcPr>
           <w:p>
-            <w:pPr>
-              <w:spacing w:after="0"/>
-            </w:pPr>
             <w:r/>
             <w:r>
               <w:rPr>
-                <w:rFonts w:ascii="Times New Roman" w:hAnsi="Times New Roman" w:eastAsia="Times New Roman"/>
+                <w:rFonts w:ascii="Times New Roman" w:hAnsi="Times New Roman"/>
                 <w:b w:val="0"/>
-                <w:sz w:val="18"/>
+                <w:sz w:val="20"/>
               </w:rPr>
-              <w:t>Главная страница, каталог, карточка книги, поиск, профиль предпочтений, рекомендации, избранное, корзина, оформление заказа, история заказов и админ-панель.</w:t>
+              <w:t>React, Vite, TypeScript, React Router, сервисные модули src/services.</w:t>
             </w:r>
           </w:p>
         </w:tc>
@@ -214,18 +219,16 @@
       <w:tr>
         <w:tc>
           <w:tcPr>
-            <w:tcW w:type="dxa" w:w="3419"/>
+            <w:tcW w:type="dxa" w:w="3324"/>
+            <w:vAlign w:val="top"/>
           </w:tcPr>
           <w:p>
-            <w:pPr>
-              <w:spacing w:after="0"/>
-            </w:pPr>
             <w:r/>
             <w:r>
               <w:rPr>
-                <w:rFonts w:ascii="Times New Roman" w:hAnsi="Times New Roman" w:eastAsia="Times New Roman"/>
+                <w:rFonts w:ascii="Times New Roman" w:hAnsi="Times New Roman"/>
                 <w:b w:val="0"/>
-                <w:sz w:val="18"/>
+                <w:sz w:val="20"/>
               </w:rPr>
               <w:t>Слой доступа к данным</w:t>
             </w:r>
@@ -233,39 +236,35 @@
         </w:tc>
         <w:tc>
           <w:tcPr>
-            <w:tcW w:type="dxa" w:w="3419"/>
+            <w:tcW w:type="dxa" w:w="3324"/>
+            <w:vAlign w:val="top"/>
           </w:tcPr>
           <w:p>
-            <w:pPr>
-              <w:spacing w:after="0"/>
-            </w:pPr>
             <w:r/>
             <w:r>
               <w:rPr>
-                <w:rFonts w:ascii="Times New Roman" w:hAnsi="Times New Roman" w:eastAsia="Times New Roman"/>
+                <w:rFonts w:ascii="Times New Roman" w:hAnsi="Times New Roman"/>
                 <w:b w:val="0"/>
-                <w:sz w:val="18"/>
+                <w:sz w:val="20"/>
               </w:rPr>
-              <w:t>Supabase JavaScript Client, сервисные модули src/services</w:t>
+              <w:t>Чтение таблиц и представлений, вызовы RPC, обработка ошибок, типизация данных для UI.</w:t>
             </w:r>
           </w:p>
         </w:tc>
         <w:tc>
           <w:tcPr>
-            <w:tcW w:type="dxa" w:w="3419"/>
+            <w:tcW w:type="dxa" w:w="3324"/>
+            <w:vAlign w:val="top"/>
           </w:tcPr>
           <w:p>
-            <w:pPr>
-              <w:spacing w:after="0"/>
-            </w:pPr>
             <w:r/>
             <w:r>
               <w:rPr>
-                <w:rFonts w:ascii="Times New Roman" w:hAnsi="Times New Roman" w:eastAsia="Times New Roman"/>
+                <w:rFonts w:ascii="Times New Roman" w:hAnsi="Times New Roman"/>
                 <w:b w:val="0"/>
-                <w:sz w:val="18"/>
+                <w:sz w:val="20"/>
               </w:rPr>
-              <w:t>Выполняет запросы к таблицам и представлениям, вызывает RPC, нормализует данные для компонентов, обрабатывает ошибки доступа и валидации.</w:t>
+              <w:t>Supabase JavaScript Client, book_catalog_view, RPC create_order_from_cart, admin RPC, match_books_semantic.</w:t>
             </w:r>
           </w:p>
         </w:tc>
@@ -273,18 +272,16 @@
       <w:tr>
         <w:tc>
           <w:tcPr>
-            <w:tcW w:type="dxa" w:w="3419"/>
+            <w:tcW w:type="dxa" w:w="3324"/>
+            <w:vAlign w:val="top"/>
           </w:tcPr>
           <w:p>
-            <w:pPr>
-              <w:spacing w:after="0"/>
-            </w:pPr>
             <w:r/>
             <w:r>
               <w:rPr>
-                <w:rFonts w:ascii="Times New Roman" w:hAnsi="Times New Roman" w:eastAsia="Times New Roman"/>
+                <w:rFonts w:ascii="Times New Roman" w:hAnsi="Times New Roman"/>
                 <w:b w:val="0"/>
-                <w:sz w:val="18"/>
+                <w:sz w:val="20"/>
               </w:rPr>
               <w:t>Backend-as-a-Service</w:t>
             </w:r>
@@ -292,39 +289,35 @@
         </w:tc>
         <w:tc>
           <w:tcPr>
-            <w:tcW w:type="dxa" w:w="3419"/>
+            <w:tcW w:type="dxa" w:w="3324"/>
+            <w:vAlign w:val="top"/>
           </w:tcPr>
           <w:p>
-            <w:pPr>
-              <w:spacing w:after="0"/>
-            </w:pPr>
             <w:r/>
             <w:r>
               <w:rPr>
-                <w:rFonts w:ascii="Times New Roman" w:hAnsi="Times New Roman" w:eastAsia="Times New Roman"/>
+                <w:rFonts w:ascii="Times New Roman" w:hAnsi="Times New Roman"/>
                 <w:b w:val="0"/>
-                <w:sz w:val="18"/>
+                <w:sz w:val="20"/>
               </w:rPr>
-              <w:t>Supabase Auth, PostgreSQL, Storage, RLS, RPC/functions</w:t>
+              <w:t>Авторизация, PostgreSQL, RLS, хранение бизнес-данных, проверка прав доступа.</w:t>
             </w:r>
           </w:p>
         </w:tc>
         <w:tc>
           <w:tcPr>
-            <w:tcW w:type="dxa" w:w="3419"/>
+            <w:tcW w:type="dxa" w:w="3324"/>
+            <w:vAlign w:val="top"/>
           </w:tcPr>
           <w:p>
-            <w:pPr>
-              <w:spacing w:after="0"/>
-            </w:pPr>
             <w:r/>
             <w:r>
               <w:rPr>
-                <w:rFonts w:ascii="Times New Roman" w:hAnsi="Times New Roman" w:eastAsia="Times New Roman"/>
+                <w:rFonts w:ascii="Times New Roman" w:hAnsi="Times New Roman"/>
                 <w:b w:val="0"/>
-                <w:sz w:val="18"/>
+                <w:sz w:val="20"/>
               </w:rPr>
-              <w:t>Хранит учетные записи, профили, каталог, заказы, предпочтения, события пользователя, результаты ИИ-анализа; обеспечивает авторизацию и разграничение доступа.</w:t>
+              <w:t>Supabase Auth, PostgreSQL, Row Level Security, Supabase RPC/functions.</w:t>
             </w:r>
           </w:p>
         </w:tc>
@@ -332,58 +325,52 @@
       <w:tr>
         <w:tc>
           <w:tcPr>
-            <w:tcW w:type="dxa" w:w="3419"/>
+            <w:tcW w:type="dxa" w:w="3324"/>
+            <w:vAlign w:val="top"/>
           </w:tcPr>
           <w:p>
-            <w:pPr>
-              <w:spacing w:after="0"/>
-            </w:pPr>
             <w:r/>
             <w:r>
               <w:rPr>
-                <w:rFonts w:ascii="Times New Roman" w:hAnsi="Times New Roman" w:eastAsia="Times New Roman"/>
+                <w:rFonts w:ascii="Times New Roman" w:hAnsi="Times New Roman"/>
                 <w:b w:val="0"/>
-                <w:sz w:val="18"/>
+                <w:sz w:val="20"/>
               </w:rPr>
-              <w:t>Серверная функция ИИ-анализа</w:t>
+              <w:t>Серверные функции</w:t>
             </w:r>
           </w:p>
         </w:tc>
         <w:tc>
           <w:tcPr>
-            <w:tcW w:type="dxa" w:w="3419"/>
+            <w:tcW w:type="dxa" w:w="3324"/>
+            <w:vAlign w:val="top"/>
           </w:tcPr>
           <w:p>
-            <w:pPr>
-              <w:spacing w:after="0"/>
-            </w:pPr>
             <w:r/>
             <w:r>
               <w:rPr>
-                <w:rFonts w:ascii="Times New Roman" w:hAnsi="Times New Roman" w:eastAsia="Times New Roman"/>
+                <w:rFonts w:ascii="Times New Roman" w:hAnsi="Times New Roman"/>
                 <w:b w:val="0"/>
-                <w:sz w:val="18"/>
+                <w:sz w:val="20"/>
               </w:rPr>
-              <w:t>Vercel Function api/analyze-book.ts</w:t>
+              <w:t>Операции с секретами, вызовы OpenRouter API, генерация embedding запроса и книги.</w:t>
             </w:r>
           </w:p>
         </w:tc>
         <w:tc>
           <w:tcPr>
-            <w:tcW w:type="dxa" w:w="3419"/>
+            <w:tcW w:type="dxa" w:w="3324"/>
+            <w:vAlign w:val="top"/>
           </w:tcPr>
           <w:p>
-            <w:pPr>
-              <w:spacing w:after="0"/>
-            </w:pPr>
             <w:r/>
             <w:r>
               <w:rPr>
-                <w:rFonts w:ascii="Times New Roman" w:hAnsi="Times New Roman" w:eastAsia="Times New Roman"/>
+                <w:rFonts w:ascii="Times New Roman" w:hAnsi="Times New Roman"/>
                 <w:b w:val="0"/>
-                <w:sz w:val="18"/>
+                <w:sz w:val="20"/>
               </w:rPr>
-              <w:t>Принимает bookId, проверяет Supabase access token и роль admin, обращается к OpenRouter или fallback-алгоритму, сохраняет результат в book_ai_profiles и журналирует ai_analysis_jobs.</w:t>
+              <w:t>Vercel Functions /api/analyze-book и /api/semantic-search.</w:t>
             </w:r>
           </w:p>
         </w:tc>
@@ -391,58 +378,52 @@
       <w:tr>
         <w:tc>
           <w:tcPr>
-            <w:tcW w:type="dxa" w:w="3419"/>
+            <w:tcW w:type="dxa" w:w="3324"/>
+            <w:vAlign w:val="top"/>
           </w:tcPr>
           <w:p>
-            <w:pPr>
-              <w:spacing w:after="0"/>
-            </w:pPr>
             <w:r/>
             <w:r>
               <w:rPr>
-                <w:rFonts w:ascii="Times New Roman" w:hAnsi="Times New Roman" w:eastAsia="Times New Roman"/>
+                <w:rFonts w:ascii="Times New Roman" w:hAnsi="Times New Roman"/>
                 <w:b w:val="0"/>
-                <w:sz w:val="18"/>
+                <w:sz w:val="20"/>
               </w:rPr>
-              <w:t>База данных</w:t>
+              <w:t>Семантический поиск</w:t>
             </w:r>
           </w:p>
         </w:tc>
         <w:tc>
           <w:tcPr>
-            <w:tcW w:type="dxa" w:w="3419"/>
+            <w:tcW w:type="dxa" w:w="3324"/>
+            <w:vAlign w:val="top"/>
           </w:tcPr>
           <w:p>
-            <w:pPr>
-              <w:spacing w:after="0"/>
-            </w:pPr>
             <w:r/>
             <w:r>
               <w:rPr>
-                <w:rFonts w:ascii="Times New Roman" w:hAnsi="Times New Roman" w:eastAsia="Times New Roman"/>
+                <w:rFonts w:ascii="Times New Roman" w:hAnsi="Times New Roman"/>
                 <w:b w:val="0"/>
-                <w:sz w:val="18"/>
+                <w:sz w:val="20"/>
               </w:rPr>
-              <w:t>Supabase PostgreSQL</w:t>
+              <w:t>Поиск книг по близости embedding-вектора запроса и embedding-векторов книг.</w:t>
             </w:r>
           </w:p>
         </w:tc>
         <w:tc>
           <w:tcPr>
-            <w:tcW w:type="dxa" w:w="3419"/>
+            <w:tcW w:type="dxa" w:w="3324"/>
+            <w:vAlign w:val="top"/>
           </w:tcPr>
           <w:p>
-            <w:pPr>
-              <w:spacing w:after="0"/>
-            </w:pPr>
             <w:r/>
             <w:r>
               <w:rPr>
-                <w:rFonts w:ascii="Times New Roman" w:hAnsi="Times New Roman" w:eastAsia="Times New Roman"/>
+                <w:rFonts w:ascii="Times New Roman" w:hAnsi="Times New Roman"/>
                 <w:b w:val="0"/>
-                <w:sz w:val="18"/>
+                <w:sz w:val="20"/>
               </w:rPr>
-              <w:t>Хранит таблицы profiles, books, authors, genres, связующие таблицы, user_preferences, favorites, cart_items, orders, order_items, reviews, book_ai_profiles, ai_analysis_jobs, user_events.</w:t>
+              <w:t>pgvector, поле book_ai_profiles.embedding, HNSW-индекс, RPC match_books_semantic.</w:t>
             </w:r>
           </w:p>
         </w:tc>
@@ -450,18 +431,16 @@
       <w:tr>
         <w:tc>
           <w:tcPr>
-            <w:tcW w:type="dxa" w:w="3419"/>
+            <w:tcW w:type="dxa" w:w="3324"/>
+            <w:vAlign w:val="top"/>
           </w:tcPr>
           <w:p>
-            <w:pPr>
-              <w:spacing w:after="0"/>
-            </w:pPr>
             <w:r/>
             <w:r>
               <w:rPr>
-                <w:rFonts w:ascii="Times New Roman" w:hAnsi="Times New Roman" w:eastAsia="Times New Roman"/>
+                <w:rFonts w:ascii="Times New Roman" w:hAnsi="Times New Roman"/>
                 <w:b w:val="0"/>
-                <w:sz w:val="18"/>
+                <w:sz w:val="20"/>
               </w:rPr>
               <w:t>Развертывание</w:t>
             </w:r>
@@ -469,39 +448,35 @@
         </w:tc>
         <w:tc>
           <w:tcPr>
-            <w:tcW w:type="dxa" w:w="3419"/>
+            <w:tcW w:type="dxa" w:w="3324"/>
+            <w:vAlign w:val="top"/>
           </w:tcPr>
           <w:p>
-            <w:pPr>
-              <w:spacing w:after="0"/>
-            </w:pPr>
             <w:r/>
             <w:r>
               <w:rPr>
-                <w:rFonts w:ascii="Times New Roman" w:hAnsi="Times New Roman" w:eastAsia="Times New Roman"/>
+                <w:rFonts w:ascii="Times New Roman" w:hAnsi="Times New Roman"/>
                 <w:b w:val="0"/>
-                <w:sz w:val="18"/>
+                <w:sz w:val="20"/>
               </w:rPr>
-              <w:t>Vercel + Supabase Cloud</w:t>
+              <w:t>Публикация frontend и serverless-функций, хранение секретов.</w:t>
             </w:r>
           </w:p>
         </w:tc>
         <w:tc>
           <w:tcPr>
-            <w:tcW w:type="dxa" w:w="3419"/>
+            <w:tcW w:type="dxa" w:w="3324"/>
+            <w:vAlign w:val="top"/>
           </w:tcPr>
           <w:p>
-            <w:pPr>
-              <w:spacing w:after="0"/>
-            </w:pPr>
             <w:r/>
             <w:r>
               <w:rPr>
-                <w:rFonts w:ascii="Times New Roman" w:hAnsi="Times New Roman" w:eastAsia="Times New Roman"/>
+                <w:rFonts w:ascii="Times New Roman" w:hAnsi="Times New Roman"/>
                 <w:b w:val="0"/>
-                <w:sz w:val="18"/>
+                <w:sz w:val="20"/>
               </w:rPr>
-              <w:t>Frontend и serverless-функция размещаются на Vercel; Supabase используется как облачная платформа БД, Auth, Storage и RLS.</w:t>
+              <w:t>Vercel Environment Variables, Supabase Cloud.</w:t>
             </w:r>
           </w:p>
         </w:tc>
@@ -511,1224 +486,198 @@
     <w:p>
       <w:pPr>
         <w:pStyle w:val="Heading1"/>
+        <w:spacing w:after="120" w:line="276" w:lineRule="auto"/>
       </w:pPr>
       <w:r>
-        <w:t>3. Основные потоки данных</w:t>
-      </w:r>
-    </w:p>
-    <w:tbl>
-      <w:tblPr>
-        <w:tblStyle w:val="TableGrid"/>
-        <w:tblW w:type="auto" w:w="0"/>
-        <w:jc w:val="center"/>
-        <w:tblLayout w:type="autofit"/>
-        <w:tblLook w:firstColumn="1" w:firstRow="1" w:lastColumn="0" w:lastRow="0" w:noHBand="0" w:noVBand="1" w:val="04A0"/>
-      </w:tblPr>
-      <w:tblGrid>
-        <w:gridCol w:w="5128"/>
-        <w:gridCol w:w="5128"/>
-      </w:tblGrid>
-      <w:tr>
-        <w:trPr>
-          <w:tblHeader w:val="true"/>
-        </w:trPr>
-        <w:tc>
-          <w:tcPr>
-            <w:tcW w:type="dxa" w:w="5128"/>
-            <w:vAlign w:val="top"/>
-            <w:shd w:fill="D9EAF7"/>
-          </w:tcPr>
-          <w:p>
-            <w:pPr>
-              <w:spacing w:after="0"/>
-            </w:pPr>
-            <w:r/>
-            <w:r>
-              <w:rPr>
-                <w:rFonts w:ascii="Times New Roman" w:hAnsi="Times New Roman" w:eastAsia="Times New Roman"/>
-                <w:b/>
-                <w:sz w:val="18"/>
-              </w:rPr>
-              <w:t>Поток</w:t>
-            </w:r>
-          </w:p>
-        </w:tc>
-        <w:tc>
-          <w:tcPr>
-            <w:tcW w:type="dxa" w:w="5128"/>
-            <w:vAlign w:val="top"/>
-            <w:shd w:fill="D9EAF7"/>
-          </w:tcPr>
-          <w:p>
-            <w:pPr>
-              <w:spacing w:after="0"/>
-            </w:pPr>
-            <w:r/>
-            <w:r>
-              <w:rPr>
-                <w:rFonts w:ascii="Times New Roman" w:hAnsi="Times New Roman" w:eastAsia="Times New Roman"/>
-                <w:b/>
-                <w:sz w:val="18"/>
-              </w:rPr>
-              <w:t>Описание фактической реализации</w:t>
-            </w:r>
-          </w:p>
-        </w:tc>
-      </w:tr>
-      <w:tr>
-        <w:tc>
-          <w:tcPr>
-            <w:tcW w:type="dxa" w:w="5128"/>
-          </w:tcPr>
-          <w:p>
-            <w:pPr>
-              <w:spacing w:after="0"/>
-            </w:pPr>
-            <w:r/>
-            <w:r>
-              <w:rPr>
-                <w:rFonts w:ascii="Times New Roman" w:hAnsi="Times New Roman" w:eastAsia="Times New Roman"/>
-                <w:b w:val="0"/>
-                <w:sz w:val="18"/>
-              </w:rPr>
-              <w:t>Просмотр каталога</w:t>
-            </w:r>
-          </w:p>
-        </w:tc>
-        <w:tc>
-          <w:tcPr>
-            <w:tcW w:type="dxa" w:w="5128"/>
-          </w:tcPr>
-          <w:p>
-            <w:pPr>
-              <w:spacing w:after="0"/>
-            </w:pPr>
-            <w:r/>
-            <w:r>
-              <w:rPr>
-                <w:rFonts w:ascii="Times New Roman" w:hAnsi="Times New Roman" w:eastAsia="Times New Roman"/>
-                <w:b w:val="0"/>
-                <w:sz w:val="18"/>
-              </w:rPr>
-              <w:t>Frontend вызывает catalogService, который читает public.book_catalog_view через Supabase client. Представление объединяет книги, авторов, жанры и готовые ИИ-профили.</w:t>
-            </w:r>
-          </w:p>
-        </w:tc>
-      </w:tr>
-      <w:tr>
-        <w:tc>
-          <w:tcPr>
-            <w:tcW w:type="dxa" w:w="5128"/>
-          </w:tcPr>
-          <w:p>
-            <w:pPr>
-              <w:spacing w:after="0"/>
-            </w:pPr>
-            <w:r/>
-            <w:r>
-              <w:rPr>
-                <w:rFonts w:ascii="Times New Roman" w:hAnsi="Times New Roman" w:eastAsia="Times New Roman"/>
-                <w:b w:val="0"/>
-                <w:sz w:val="18"/>
-              </w:rPr>
-              <w:t>Карточка книги</w:t>
-            </w:r>
-          </w:p>
-        </w:tc>
-        <w:tc>
-          <w:tcPr>
-            <w:tcW w:type="dxa" w:w="5128"/>
-          </w:tcPr>
-          <w:p>
-            <w:pPr>
-              <w:spacing w:after="0"/>
-            </w:pPr>
-            <w:r/>
-            <w:r>
-              <w:rPr>
-                <w:rFonts w:ascii="Times New Roman" w:hAnsi="Times New Roman" w:eastAsia="Times New Roman"/>
-                <w:b w:val="0"/>
-                <w:sz w:val="18"/>
-              </w:rPr>
-              <w:t>Frontend получает книгу из books/book_catalog_view, отображает описание, цену, авторов, жанры, ИИ-теги и пользовательские действия. Просмотр может фиксироваться в user_events.</w:t>
-            </w:r>
-          </w:p>
-        </w:tc>
-      </w:tr>
-      <w:tr>
-        <w:tc>
-          <w:tcPr>
-            <w:tcW w:type="dxa" w:w="5128"/>
-          </w:tcPr>
-          <w:p>
-            <w:pPr>
-              <w:spacing w:after="0"/>
-            </w:pPr>
-            <w:r/>
-            <w:r>
-              <w:rPr>
-                <w:rFonts w:ascii="Times New Roman" w:hAnsi="Times New Roman" w:eastAsia="Times New Roman"/>
-                <w:b w:val="0"/>
-                <w:sz w:val="18"/>
-              </w:rPr>
-              <w:t>Регистрация и вход</w:t>
-            </w:r>
-          </w:p>
-        </w:tc>
-        <w:tc>
-          <w:tcPr>
-            <w:tcW w:type="dxa" w:w="5128"/>
-          </w:tcPr>
-          <w:p>
-            <w:pPr>
-              <w:spacing w:after="0"/>
-            </w:pPr>
-            <w:r/>
-            <w:r>
-              <w:rPr>
-                <w:rFonts w:ascii="Times New Roman" w:hAnsi="Times New Roman" w:eastAsia="Times New Roman"/>
-                <w:b w:val="0"/>
-                <w:sz w:val="18"/>
-              </w:rPr>
-              <w:t>authService вызывает supabase.auth.signUp, signInWithPassword, signOut и getSession. Профиль пользователя хранится в public.profiles, учетная запись - в Supabase Auth.</w:t>
-            </w:r>
-          </w:p>
-        </w:tc>
-      </w:tr>
-      <w:tr>
-        <w:tc>
-          <w:tcPr>
-            <w:tcW w:type="dxa" w:w="5128"/>
-          </w:tcPr>
-          <w:p>
-            <w:pPr>
-              <w:spacing w:after="0"/>
-            </w:pPr>
-            <w:r/>
-            <w:r>
-              <w:rPr>
-                <w:rFonts w:ascii="Times New Roman" w:hAnsi="Times New Roman" w:eastAsia="Times New Roman"/>
-                <w:b w:val="0"/>
-                <w:sz w:val="18"/>
-              </w:rPr>
-              <w:t>Профиль предпочтений</w:t>
-            </w:r>
-          </w:p>
-        </w:tc>
-        <w:tc>
-          <w:tcPr>
-            <w:tcW w:type="dxa" w:w="5128"/>
-          </w:tcPr>
-          <w:p>
-            <w:pPr>
-              <w:spacing w:after="0"/>
-            </w:pPr>
-            <w:r/>
-            <w:r>
-              <w:rPr>
-                <w:rFonts w:ascii="Times New Roman" w:hAnsi="Times New Roman" w:eastAsia="Times New Roman"/>
-                <w:b w:val="0"/>
-                <w:sz w:val="18"/>
-              </w:rPr>
-              <w:t>preferencesService читает и обновляет public.user_preferences. RLS ограничивает доступ строкой текущего пользователя.</w:t>
-            </w:r>
-          </w:p>
-        </w:tc>
-      </w:tr>
-      <w:tr>
-        <w:tc>
-          <w:tcPr>
-            <w:tcW w:type="dxa" w:w="5128"/>
-          </w:tcPr>
-          <w:p>
-            <w:pPr>
-              <w:spacing w:after="0"/>
-            </w:pPr>
-            <w:r/>
-            <w:r>
-              <w:rPr>
-                <w:rFonts w:ascii="Times New Roman" w:hAnsi="Times New Roman" w:eastAsia="Times New Roman"/>
-                <w:b w:val="0"/>
-                <w:sz w:val="18"/>
-              </w:rPr>
-              <w:t>Избранное и корзина</w:t>
-            </w:r>
-          </w:p>
-        </w:tc>
-        <w:tc>
-          <w:tcPr>
-            <w:tcW w:type="dxa" w:w="5128"/>
-          </w:tcPr>
-          <w:p>
-            <w:pPr>
-              <w:spacing w:after="0"/>
-            </w:pPr>
-            <w:r/>
-            <w:r>
-              <w:rPr>
-                <w:rFonts w:ascii="Times New Roman" w:hAnsi="Times New Roman" w:eastAsia="Times New Roman"/>
-                <w:b w:val="0"/>
-                <w:sz w:val="18"/>
-              </w:rPr>
-              <w:t>favoritesService и cartService работают с favorites и cart_items. Пользователь видит и изменяет только свои записи благодаря RLS.</w:t>
-            </w:r>
-          </w:p>
-        </w:tc>
-      </w:tr>
-      <w:tr>
-        <w:tc>
-          <w:tcPr>
-            <w:tcW w:type="dxa" w:w="5128"/>
-          </w:tcPr>
-          <w:p>
-            <w:pPr>
-              <w:spacing w:after="0"/>
-            </w:pPr>
-            <w:r/>
-            <w:r>
-              <w:rPr>
-                <w:rFonts w:ascii="Times New Roman" w:hAnsi="Times New Roman" w:eastAsia="Times New Roman"/>
-                <w:b w:val="0"/>
-                <w:sz w:val="18"/>
-              </w:rPr>
-              <w:t>Оформление заказа</w:t>
-            </w:r>
-          </w:p>
-        </w:tc>
-        <w:tc>
-          <w:tcPr>
-            <w:tcW w:type="dxa" w:w="5128"/>
-          </w:tcPr>
-          <w:p>
-            <w:pPr>
-              <w:spacing w:after="0"/>
-            </w:pPr>
-            <w:r/>
-            <w:r>
-              <w:rPr>
-                <w:rFonts w:ascii="Times New Roman" w:hAnsi="Times New Roman" w:eastAsia="Times New Roman"/>
-                <w:b w:val="0"/>
-                <w:sz w:val="18"/>
-              </w:rPr>
-              <w:t>orderService вызывает RPC create_order_from_cart. Функция на стороне БД читает корзину пользователя, проверяет активность и остатки книг, рассчитывает сумму, создает orders/order_items и очищает cart_items.</w:t>
-            </w:r>
-          </w:p>
-        </w:tc>
-      </w:tr>
-      <w:tr>
-        <w:tc>
-          <w:tcPr>
-            <w:tcW w:type="dxa" w:w="5128"/>
-          </w:tcPr>
-          <w:p>
-            <w:pPr>
-              <w:spacing w:after="0"/>
-            </w:pPr>
-            <w:r/>
-            <w:r>
-              <w:rPr>
-                <w:rFonts w:ascii="Times New Roman" w:hAnsi="Times New Roman" w:eastAsia="Times New Roman"/>
-                <w:b w:val="0"/>
-                <w:sz w:val="18"/>
-              </w:rPr>
-              <w:t>Администрирование каталога</w:t>
-            </w:r>
-          </w:p>
-        </w:tc>
-        <w:tc>
-          <w:tcPr>
-            <w:tcW w:type="dxa" w:w="5128"/>
-          </w:tcPr>
-          <w:p>
-            <w:pPr>
-              <w:spacing w:after="0"/>
-            </w:pPr>
-            <w:r/>
-            <w:r>
-              <w:rPr>
-                <w:rFonts w:ascii="Times New Roman" w:hAnsi="Times New Roman" w:eastAsia="Times New Roman"/>
-                <w:b w:val="0"/>
-                <w:sz w:val="18"/>
-              </w:rPr>
-              <w:t>adminCatalogService вызывает RPC admin_get_books, admin_create_book, admin_update_book, admin_soft_delete_book, admin_restore_book и функции синхронизации авторов/жанров.</w:t>
-            </w:r>
-          </w:p>
-        </w:tc>
-      </w:tr>
-      <w:tr>
-        <w:tc>
-          <w:tcPr>
-            <w:tcW w:type="dxa" w:w="5128"/>
-          </w:tcPr>
-          <w:p>
-            <w:pPr>
-              <w:spacing w:after="0"/>
-            </w:pPr>
-            <w:r/>
-            <w:r>
-              <w:rPr>
-                <w:rFonts w:ascii="Times New Roman" w:hAnsi="Times New Roman" w:eastAsia="Times New Roman"/>
-                <w:b w:val="0"/>
-                <w:sz w:val="18"/>
-              </w:rPr>
-              <w:t>ИИ-анализ книги</w:t>
-            </w:r>
-          </w:p>
-        </w:tc>
-        <w:tc>
-          <w:tcPr>
-            <w:tcW w:type="dxa" w:w="5128"/>
-          </w:tcPr>
-          <w:p>
-            <w:pPr>
-              <w:spacing w:after="0"/>
-            </w:pPr>
-            <w:r/>
-            <w:r>
-              <w:rPr>
-                <w:rFonts w:ascii="Times New Roman" w:hAnsi="Times New Roman" w:eastAsia="Times New Roman"/>
-                <w:b w:val="0"/>
-                <w:sz w:val="18"/>
-              </w:rPr>
-              <w:t>Администратор запускает анализ из админ-панели. aiAnalysisService отправляет POST /api/analyze-book с Supabase access token. Vercel Function проверяет роль admin, создает ai_analysis_jobs, вызывает OpenRouter/fallback и обновляет book_ai_profiles.</w:t>
-            </w:r>
-          </w:p>
-        </w:tc>
-      </w:tr>
-      <w:tr>
-        <w:tc>
-          <w:tcPr>
-            <w:tcW w:type="dxa" w:w="5128"/>
-          </w:tcPr>
-          <w:p>
-            <w:pPr>
-              <w:spacing w:after="0"/>
-            </w:pPr>
-            <w:r/>
-            <w:r>
-              <w:rPr>
-                <w:rFonts w:ascii="Times New Roman" w:hAnsi="Times New Roman" w:eastAsia="Times New Roman"/>
-                <w:b w:val="0"/>
-                <w:sz w:val="18"/>
-              </w:rPr>
-              <w:t>Рекомендации</w:t>
-            </w:r>
-          </w:p>
-        </w:tc>
-        <w:tc>
-          <w:tcPr>
-            <w:tcW w:type="dxa" w:w="5128"/>
-          </w:tcPr>
-          <w:p>
-            <w:pPr>
-              <w:spacing w:after="0"/>
-            </w:pPr>
-            <w:r/>
-            <w:r>
-              <w:rPr>
-                <w:rFonts w:ascii="Times New Roman" w:hAnsi="Times New Roman" w:eastAsia="Times New Roman"/>
-                <w:b w:val="0"/>
-                <w:sz w:val="18"/>
-              </w:rPr>
-              <w:t>recommendationService читает public.book_catalog_view, book_ai_profiles, user_preferences, favorites, cart_items, orders/order_items и user_events. В текущей MVP-версии scoring выполняется во frontend service; полноценный server-side/vector search вынесен в развитие.</w:t>
-            </w:r>
-          </w:p>
-        </w:tc>
-      </w:tr>
-    </w:tbl>
-    <w:p/>
-    <w:p>
-      <w:pPr>
-        <w:pStyle w:val="Heading1"/>
-      </w:pPr>
-      <w:r>
-        <w:t>4. Компоненты приложения</w:t>
-      </w:r>
-    </w:p>
-    <w:tbl>
-      <w:tblPr>
-        <w:tblStyle w:val="TableGrid"/>
-        <w:tblW w:type="auto" w:w="0"/>
-        <w:jc w:val="center"/>
-        <w:tblLayout w:type="autofit"/>
-        <w:tblLook w:firstColumn="1" w:firstRow="1" w:lastColumn="0" w:lastRow="0" w:noHBand="0" w:noVBand="1" w:val="04A0"/>
-      </w:tblPr>
-      <w:tblGrid>
-        <w:gridCol w:w="3419"/>
-        <w:gridCol w:w="3419"/>
-        <w:gridCol w:w="3419"/>
-      </w:tblGrid>
-      <w:tr>
-        <w:trPr>
-          <w:tblHeader w:val="true"/>
-        </w:trPr>
-        <w:tc>
-          <w:tcPr>
-            <w:tcW w:type="dxa" w:w="3419"/>
-            <w:vAlign w:val="top"/>
-            <w:shd w:fill="D9EAF7"/>
-          </w:tcPr>
-          <w:p>
-            <w:pPr>
-              <w:spacing w:after="0"/>
-            </w:pPr>
-            <w:r/>
-            <w:r>
-              <w:rPr>
-                <w:rFonts w:ascii="Times New Roman" w:hAnsi="Times New Roman" w:eastAsia="Times New Roman"/>
-                <w:b/>
-                <w:sz w:val="18"/>
-              </w:rPr>
-              <w:t>Компонент/модуль</w:t>
-            </w:r>
-          </w:p>
-        </w:tc>
-        <w:tc>
-          <w:tcPr>
-            <w:tcW w:type="dxa" w:w="3419"/>
-            <w:vAlign w:val="top"/>
-            <w:shd w:fill="D9EAF7"/>
-          </w:tcPr>
-          <w:p>
-            <w:pPr>
-              <w:spacing w:after="0"/>
-            </w:pPr>
-            <w:r/>
-            <w:r>
-              <w:rPr>
-                <w:rFonts w:ascii="Times New Roman" w:hAnsi="Times New Roman" w:eastAsia="Times New Roman"/>
-                <w:b/>
-                <w:sz w:val="18"/>
-              </w:rPr>
-              <w:t>Файл/область</w:t>
-            </w:r>
-          </w:p>
-        </w:tc>
-        <w:tc>
-          <w:tcPr>
-            <w:tcW w:type="dxa" w:w="3419"/>
-            <w:vAlign w:val="top"/>
-            <w:shd w:fill="D9EAF7"/>
-          </w:tcPr>
-          <w:p>
-            <w:pPr>
-              <w:spacing w:after="0"/>
-            </w:pPr>
-            <w:r/>
-            <w:r>
-              <w:rPr>
-                <w:rFonts w:ascii="Times New Roman" w:hAnsi="Times New Roman" w:eastAsia="Times New Roman"/>
-                <w:b/>
-                <w:sz w:val="18"/>
-              </w:rPr>
-              <w:t>Назначение</w:t>
-            </w:r>
-          </w:p>
-        </w:tc>
-      </w:tr>
-      <w:tr>
-        <w:tc>
-          <w:tcPr>
-            <w:tcW w:type="dxa" w:w="3419"/>
-          </w:tcPr>
-          <w:p>
-            <w:pPr>
-              <w:spacing w:after="0"/>
-            </w:pPr>
-            <w:r/>
-            <w:r>
-              <w:rPr>
-                <w:rFonts w:ascii="Times New Roman" w:hAnsi="Times New Roman" w:eastAsia="Times New Roman"/>
-                <w:b w:val="0"/>
-                <w:sz w:val="18"/>
-              </w:rPr>
-              <w:t>AuthContext и authService</w:t>
-            </w:r>
-          </w:p>
-        </w:tc>
-        <w:tc>
-          <w:tcPr>
-            <w:tcW w:type="dxa" w:w="3419"/>
-          </w:tcPr>
-          <w:p>
-            <w:pPr>
-              <w:spacing w:after="0"/>
-            </w:pPr>
-            <w:r/>
-            <w:r>
-              <w:rPr>
-                <w:rFonts w:ascii="Times New Roman" w:hAnsi="Times New Roman" w:eastAsia="Times New Roman"/>
-                <w:b w:val="0"/>
-                <w:sz w:val="18"/>
-              </w:rPr>
-              <w:t>src/app/auth/AuthContext.tsx, src/services/authService.ts</w:t>
-            </w:r>
-          </w:p>
-        </w:tc>
-        <w:tc>
-          <w:tcPr>
-            <w:tcW w:type="dxa" w:w="3419"/>
-          </w:tcPr>
-          <w:p>
-            <w:pPr>
-              <w:spacing w:after="0"/>
-            </w:pPr>
-            <w:r/>
-            <w:r>
-              <w:rPr>
-                <w:rFonts w:ascii="Times New Roman" w:hAnsi="Times New Roman" w:eastAsia="Times New Roman"/>
-                <w:b w:val="0"/>
-                <w:sz w:val="18"/>
-              </w:rPr>
-              <w:t>Состояние сессии, регистрация, вход, выход, загрузка профиля и роли пользователя.</w:t>
-            </w:r>
-          </w:p>
-        </w:tc>
-      </w:tr>
-      <w:tr>
-        <w:tc>
-          <w:tcPr>
-            <w:tcW w:type="dxa" w:w="3419"/>
-          </w:tcPr>
-          <w:p>
-            <w:pPr>
-              <w:spacing w:after="0"/>
-            </w:pPr>
-            <w:r/>
-            <w:r>
-              <w:rPr>
-                <w:rFonts w:ascii="Times New Roman" w:hAnsi="Times New Roman" w:eastAsia="Times New Roman"/>
-                <w:b w:val="0"/>
-                <w:sz w:val="18"/>
-              </w:rPr>
-              <w:t>Catalog service</w:t>
-            </w:r>
-          </w:p>
-        </w:tc>
-        <w:tc>
-          <w:tcPr>
-            <w:tcW w:type="dxa" w:w="3419"/>
-          </w:tcPr>
-          <w:p>
-            <w:pPr>
-              <w:spacing w:after="0"/>
-            </w:pPr>
-            <w:r/>
-            <w:r>
-              <w:rPr>
-                <w:rFonts w:ascii="Times New Roman" w:hAnsi="Times New Roman" w:eastAsia="Times New Roman"/>
-                <w:b w:val="0"/>
-                <w:sz w:val="18"/>
-              </w:rPr>
-              <w:t>src/services/catalogService.ts</w:t>
-            </w:r>
-          </w:p>
-        </w:tc>
-        <w:tc>
-          <w:tcPr>
-            <w:tcW w:type="dxa" w:w="3419"/>
-          </w:tcPr>
-          <w:p>
-            <w:pPr>
-              <w:spacing w:after="0"/>
-            </w:pPr>
-            <w:r/>
-            <w:r>
-              <w:rPr>
-                <w:rFonts w:ascii="Times New Roman" w:hAnsi="Times New Roman" w:eastAsia="Times New Roman"/>
-                <w:b w:val="0"/>
-                <w:sz w:val="18"/>
-              </w:rPr>
-              <w:t>Получение каталога из Supabase, фильтрация и поиск по доступным полям каталога.</w:t>
-            </w:r>
-          </w:p>
-        </w:tc>
-      </w:tr>
-      <w:tr>
-        <w:tc>
-          <w:tcPr>
-            <w:tcW w:type="dxa" w:w="3419"/>
-          </w:tcPr>
-          <w:p>
-            <w:pPr>
-              <w:spacing w:after="0"/>
-            </w:pPr>
-            <w:r/>
-            <w:r>
-              <w:rPr>
-                <w:rFonts w:ascii="Times New Roman" w:hAnsi="Times New Roman" w:eastAsia="Times New Roman"/>
-                <w:b w:val="0"/>
-                <w:sz w:val="18"/>
-              </w:rPr>
-              <w:t>Admin catalog service</w:t>
-            </w:r>
-          </w:p>
-        </w:tc>
-        <w:tc>
-          <w:tcPr>
-            <w:tcW w:type="dxa" w:w="3419"/>
-          </w:tcPr>
-          <w:p>
-            <w:pPr>
-              <w:spacing w:after="0"/>
-            </w:pPr>
-            <w:r/>
-            <w:r>
-              <w:rPr>
-                <w:rFonts w:ascii="Times New Roman" w:hAnsi="Times New Roman" w:eastAsia="Times New Roman"/>
-                <w:b w:val="0"/>
-                <w:sz w:val="18"/>
-              </w:rPr>
-              <w:t>src/services/adminCatalogService.ts</w:t>
-            </w:r>
-          </w:p>
-        </w:tc>
-        <w:tc>
-          <w:tcPr>
-            <w:tcW w:type="dxa" w:w="3419"/>
-          </w:tcPr>
-          <w:p>
-            <w:pPr>
-              <w:spacing w:after="0"/>
-            </w:pPr>
-            <w:r/>
-            <w:r>
-              <w:rPr>
-                <w:rFonts w:ascii="Times New Roman" w:hAnsi="Times New Roman" w:eastAsia="Times New Roman"/>
-                <w:b w:val="0"/>
-                <w:sz w:val="18"/>
-              </w:rPr>
-              <w:t>Административные RPC-операции создания, редактирования, скрытия, восстановления книг и связей с авторами/жанрами.</w:t>
-            </w:r>
-          </w:p>
-        </w:tc>
-      </w:tr>
-      <w:tr>
-        <w:tc>
-          <w:tcPr>
-            <w:tcW w:type="dxa" w:w="3419"/>
-          </w:tcPr>
-          <w:p>
-            <w:pPr>
-              <w:spacing w:after="0"/>
-            </w:pPr>
-            <w:r/>
-            <w:r>
-              <w:rPr>
-                <w:rFonts w:ascii="Times New Roman" w:hAnsi="Times New Roman" w:eastAsia="Times New Roman"/>
-                <w:b w:val="0"/>
-                <w:sz w:val="18"/>
-              </w:rPr>
-              <w:t>Preferences/Favorites/Cart services</w:t>
-            </w:r>
-          </w:p>
-        </w:tc>
-        <w:tc>
-          <w:tcPr>
-            <w:tcW w:type="dxa" w:w="3419"/>
-          </w:tcPr>
-          <w:p>
-            <w:pPr>
-              <w:spacing w:after="0"/>
-            </w:pPr>
-            <w:r/>
-            <w:r>
-              <w:rPr>
-                <w:rFonts w:ascii="Times New Roman" w:hAnsi="Times New Roman" w:eastAsia="Times New Roman"/>
-                <w:b w:val="0"/>
-                <w:sz w:val="18"/>
-              </w:rPr>
-              <w:t>src/services/preferencesService.ts, favoritesService.ts, cartService.ts</w:t>
-            </w:r>
-          </w:p>
-        </w:tc>
-        <w:tc>
-          <w:tcPr>
-            <w:tcW w:type="dxa" w:w="3419"/>
-          </w:tcPr>
-          <w:p>
-            <w:pPr>
-              <w:spacing w:after="0"/>
-            </w:pPr>
-            <w:r/>
-            <w:r>
-              <w:rPr>
-                <w:rFonts w:ascii="Times New Roman" w:hAnsi="Times New Roman" w:eastAsia="Times New Roman"/>
-                <w:b w:val="0"/>
-                <w:sz w:val="18"/>
-              </w:rPr>
-              <w:t>Сохранение пользовательских предпочтений, избранного и корзины в Supabase.</w:t>
-            </w:r>
-          </w:p>
-        </w:tc>
-      </w:tr>
-      <w:tr>
-        <w:tc>
-          <w:tcPr>
-            <w:tcW w:type="dxa" w:w="3419"/>
-          </w:tcPr>
-          <w:p>
-            <w:pPr>
-              <w:spacing w:after="0"/>
-            </w:pPr>
-            <w:r/>
-            <w:r>
-              <w:rPr>
-                <w:rFonts w:ascii="Times New Roman" w:hAnsi="Times New Roman" w:eastAsia="Times New Roman"/>
-                <w:b w:val="0"/>
-                <w:sz w:val="18"/>
-              </w:rPr>
-              <w:t>Order service</w:t>
-            </w:r>
-          </w:p>
-        </w:tc>
-        <w:tc>
-          <w:tcPr>
-            <w:tcW w:type="dxa" w:w="3419"/>
-          </w:tcPr>
-          <w:p>
-            <w:pPr>
-              <w:spacing w:after="0"/>
-            </w:pPr>
-            <w:r/>
-            <w:r>
-              <w:rPr>
-                <w:rFonts w:ascii="Times New Roman" w:hAnsi="Times New Roman" w:eastAsia="Times New Roman"/>
-                <w:b w:val="0"/>
-                <w:sz w:val="18"/>
-              </w:rPr>
-              <w:t>src/services/orderService.ts</w:t>
-            </w:r>
-          </w:p>
-        </w:tc>
-        <w:tc>
-          <w:tcPr>
-            <w:tcW w:type="dxa" w:w="3419"/>
-          </w:tcPr>
-          <w:p>
-            <w:pPr>
-              <w:spacing w:after="0"/>
-            </w:pPr>
-            <w:r/>
-            <w:r>
-              <w:rPr>
-                <w:rFonts w:ascii="Times New Roman" w:hAnsi="Times New Roman" w:eastAsia="Times New Roman"/>
-                <w:b w:val="0"/>
-                <w:sz w:val="18"/>
-              </w:rPr>
-              <w:t>Оформление заказа через RPC, загрузка истории заказов, изменение статуса заказа администратором.</w:t>
-            </w:r>
-          </w:p>
-        </w:tc>
-      </w:tr>
-      <w:tr>
-        <w:tc>
-          <w:tcPr>
-            <w:tcW w:type="dxa" w:w="3419"/>
-          </w:tcPr>
-          <w:p>
-            <w:pPr>
-              <w:spacing w:after="0"/>
-            </w:pPr>
-            <w:r/>
-            <w:r>
-              <w:rPr>
-                <w:rFonts w:ascii="Times New Roman" w:hAnsi="Times New Roman" w:eastAsia="Times New Roman"/>
-                <w:b w:val="0"/>
-                <w:sz w:val="18"/>
-              </w:rPr>
-              <w:t>AI analysis service</w:t>
-            </w:r>
-          </w:p>
-        </w:tc>
-        <w:tc>
-          <w:tcPr>
-            <w:tcW w:type="dxa" w:w="3419"/>
-          </w:tcPr>
-          <w:p>
-            <w:pPr>
-              <w:spacing w:after="0"/>
-            </w:pPr>
-            <w:r/>
-            <w:r>
-              <w:rPr>
-                <w:rFonts w:ascii="Times New Roman" w:hAnsi="Times New Roman" w:eastAsia="Times New Roman"/>
-                <w:b w:val="0"/>
-                <w:sz w:val="18"/>
-              </w:rPr>
-              <w:t>src/services/aiAnalysisService.ts</w:t>
-            </w:r>
-          </w:p>
-        </w:tc>
-        <w:tc>
-          <w:tcPr>
-            <w:tcW w:type="dxa" w:w="3419"/>
-          </w:tcPr>
-          <w:p>
-            <w:pPr>
-              <w:spacing w:after="0"/>
-            </w:pPr>
-            <w:r/>
-            <w:r>
-              <w:rPr>
-                <w:rFonts w:ascii="Times New Roman" w:hAnsi="Times New Roman" w:eastAsia="Times New Roman"/>
-                <w:b w:val="0"/>
-                <w:sz w:val="18"/>
-              </w:rPr>
-              <w:t>Вызов Vercel Function /api/analyze-book и чтение журнала ИИ-задач.</w:t>
-            </w:r>
-          </w:p>
-        </w:tc>
-      </w:tr>
-      <w:tr>
-        <w:tc>
-          <w:tcPr>
-            <w:tcW w:type="dxa" w:w="3419"/>
-          </w:tcPr>
-          <w:p>
-            <w:pPr>
-              <w:spacing w:after="0"/>
-            </w:pPr>
-            <w:r/>
-            <w:r>
-              <w:rPr>
-                <w:rFonts w:ascii="Times New Roman" w:hAnsi="Times New Roman" w:eastAsia="Times New Roman"/>
-                <w:b w:val="0"/>
-                <w:sz w:val="18"/>
-              </w:rPr>
-              <w:t>Recommendation service</w:t>
-            </w:r>
-          </w:p>
-        </w:tc>
-        <w:tc>
-          <w:tcPr>
-            <w:tcW w:type="dxa" w:w="3419"/>
-          </w:tcPr>
-          <w:p>
-            <w:pPr>
-              <w:spacing w:after="0"/>
-            </w:pPr>
-            <w:r/>
-            <w:r>
-              <w:rPr>
-                <w:rFonts w:ascii="Times New Roman" w:hAnsi="Times New Roman" w:eastAsia="Times New Roman"/>
-                <w:b w:val="0"/>
-                <w:sz w:val="18"/>
-              </w:rPr>
-              <w:t>src/services/recommendationService.ts</w:t>
-            </w:r>
-          </w:p>
-        </w:tc>
-        <w:tc>
-          <w:tcPr>
-            <w:tcW w:type="dxa" w:w="3419"/>
-          </w:tcPr>
-          <w:p>
-            <w:pPr>
-              <w:spacing w:after="0"/>
-            </w:pPr>
-            <w:r/>
-            <w:r>
-              <w:rPr>
-                <w:rFonts w:ascii="Times New Roman" w:hAnsi="Times New Roman" w:eastAsia="Times New Roman"/>
-                <w:b w:val="0"/>
-                <w:sz w:val="18"/>
-              </w:rPr>
-              <w:t>Формирование персональной подборки на основе профиля, событий, заказов и ИИ-профилей книг.</w:t>
-            </w:r>
-          </w:p>
-        </w:tc>
-      </w:tr>
-      <w:tr>
-        <w:tc>
-          <w:tcPr>
-            <w:tcW w:type="dxa" w:w="3419"/>
-          </w:tcPr>
-          <w:p>
-            <w:pPr>
-              <w:spacing w:after="0"/>
-            </w:pPr>
-            <w:r/>
-            <w:r>
-              <w:rPr>
-                <w:rFonts w:ascii="Times New Roman" w:hAnsi="Times New Roman" w:eastAsia="Times New Roman"/>
-                <w:b w:val="0"/>
-                <w:sz w:val="18"/>
-              </w:rPr>
-              <w:t>Storage service</w:t>
-            </w:r>
-          </w:p>
-        </w:tc>
-        <w:tc>
-          <w:tcPr>
-            <w:tcW w:type="dxa" w:w="3419"/>
-          </w:tcPr>
-          <w:p>
-            <w:pPr>
-              <w:spacing w:after="0"/>
-            </w:pPr>
-            <w:r/>
-            <w:r>
-              <w:rPr>
-                <w:rFonts w:ascii="Times New Roman" w:hAnsi="Times New Roman" w:eastAsia="Times New Roman"/>
-                <w:b w:val="0"/>
-                <w:sz w:val="18"/>
-              </w:rPr>
-              <w:t>src/services/storageService.ts</w:t>
-            </w:r>
-          </w:p>
-        </w:tc>
-        <w:tc>
-          <w:tcPr>
-            <w:tcW w:type="dxa" w:w="3419"/>
-          </w:tcPr>
-          <w:p>
-            <w:pPr>
-              <w:spacing w:after="0"/>
-            </w:pPr>
-            <w:r/>
-            <w:r>
-              <w:rPr>
-                <w:rFonts w:ascii="Times New Roman" w:hAnsi="Times New Roman" w:eastAsia="Times New Roman"/>
-                <w:b w:val="0"/>
-                <w:sz w:val="18"/>
-              </w:rPr>
-              <w:t>Загрузка и удаление обложек книг в Supabase Storage bucket book-covers.</w:t>
-            </w:r>
-          </w:p>
-        </w:tc>
-      </w:tr>
-      <w:tr>
-        <w:tc>
-          <w:tcPr>
-            <w:tcW w:type="dxa" w:w="3419"/>
-          </w:tcPr>
-          <w:p>
-            <w:pPr>
-              <w:spacing w:after="0"/>
-            </w:pPr>
-            <w:r/>
-            <w:r>
-              <w:rPr>
-                <w:rFonts w:ascii="Times New Roman" w:hAnsi="Times New Roman" w:eastAsia="Times New Roman"/>
-                <w:b w:val="0"/>
-                <w:sz w:val="18"/>
-              </w:rPr>
-              <w:t>User events service</w:t>
-            </w:r>
-          </w:p>
-        </w:tc>
-        <w:tc>
-          <w:tcPr>
-            <w:tcW w:type="dxa" w:w="3419"/>
-          </w:tcPr>
-          <w:p>
-            <w:pPr>
-              <w:spacing w:after="0"/>
-            </w:pPr>
-            <w:r/>
-            <w:r>
-              <w:rPr>
-                <w:rFonts w:ascii="Times New Roman" w:hAnsi="Times New Roman" w:eastAsia="Times New Roman"/>
-                <w:b w:val="0"/>
-                <w:sz w:val="18"/>
-              </w:rPr>
-              <w:t>src/services/userEventService.ts</w:t>
-            </w:r>
-          </w:p>
-        </w:tc>
-        <w:tc>
-          <w:tcPr>
-            <w:tcW w:type="dxa" w:w="3419"/>
-          </w:tcPr>
-          <w:p>
-            <w:pPr>
-              <w:spacing w:after="0"/>
-            </w:pPr>
-            <w:r/>
-            <w:r>
-              <w:rPr>
-                <w:rFonts w:ascii="Times New Roman" w:hAnsi="Times New Roman" w:eastAsia="Times New Roman"/>
-                <w:b w:val="0"/>
-                <w:sz w:val="18"/>
-              </w:rPr>
-              <w:t>Фиксация просмотров, поиска, добавлений в избранное/корзину, покупки и кликов по рекомендациям.</w:t>
-            </w:r>
-          </w:p>
-        </w:tc>
-      </w:tr>
-    </w:tbl>
-    <w:p/>
-    <w:p>
-      <w:pPr>
-        <w:pStyle w:val="Heading1"/>
-      </w:pPr>
-      <w:r>
-        <w:t>5. База данных и доступ</w:t>
+        <w:rPr>
+          <w:rFonts w:ascii="Times New Roman" w:hAnsi="Times New Roman"/>
+          <w:b w:val="0"/>
+          <w:sz w:val="24"/>
+        </w:rPr>
+        <w:t>3. Поток смыслового поиска</w:t>
       </w:r>
     </w:p>
     <w:p>
       <w:pPr>
-        <w:spacing w:after="120"/>
-        <w:ind w:firstLine="425"/>
+        <w:spacing w:after="120" w:line="276" w:lineRule="auto"/>
+        <w:jc w:val="both"/>
       </w:pPr>
       <w:r>
         <w:rPr>
-          <w:rFonts w:ascii="Times New Roman" w:hAnsi="Times New Roman" w:eastAsia="Times New Roman"/>
+          <w:rFonts w:ascii="Times New Roman" w:hAnsi="Times New Roman"/>
+          <w:b w:val="0"/>
           <w:sz w:val="24"/>
         </w:rPr>
-        <w:t>Публичная схема Supabase содержит 15 основных таблиц: profiles, user_preferences, books, authors, genres, book_authors, book_genres, book_ai_profiles, favorites, cart_items, orders, order_items, reviews, ai_analysis_jobs и user_events. Для каталога используется представление public.book_catalog_view. В миграциях также описаны индексы, триггеры updated_at, создание профиля после регистрации и RLS-политики.</w:t>
+        <w:t>1. Администратор запускает ИИ-анализ книги или выполняется backfill существующих книг.</w:t>
       </w:r>
     </w:p>
     <w:p>
       <w:pPr>
-        <w:spacing w:after="120"/>
-        <w:ind w:firstLine="425"/>
+        <w:spacing w:after="120" w:line="276" w:lineRule="auto"/>
+        <w:jc w:val="both"/>
       </w:pPr>
       <w:r>
         <w:rPr>
-          <w:rFonts w:ascii="Times New Roman" w:hAnsi="Times New Roman" w:eastAsia="Times New Roman"/>
+          <w:rFonts w:ascii="Times New Roman" w:hAnsi="Times New Roman"/>
+          <w:b w:val="0"/>
           <w:sz w:val="24"/>
         </w:rPr>
-        <w:t>Учетные записи пользователей находятся в Supabase Auth. Таблица public.profiles хранит публичные данные профиля и роль role со значениями user или admin. Связь между Auth и бизнес-таблицами выполняется по UUID пользователя: profiles.id соответствует auth.users.id.</w:t>
+        <w:t>2. Серверная функция формирует текст для embedding из названия, авторов, жанров, описания, ИИ-сводки, тем, ключевых слов, уровня сложности и эмоционального тона.</w:t>
+      </w:r>
+    </w:p>
+    <w:p>
+      <w:pPr>
+        <w:spacing w:after="120" w:line="276" w:lineRule="auto"/>
+        <w:jc w:val="both"/>
+      </w:pPr>
+      <w:r>
+        <w:rPr>
+          <w:rFonts w:ascii="Times New Roman" w:hAnsi="Times New Roman"/>
+          <w:b w:val="0"/>
+          <w:sz w:val="24"/>
+        </w:rPr>
+        <w:t>3. OpenRouter embeddings API возвращает vector(1536), который сохраняется в book_ai_profiles.embedding вместе с embedding_model, embedding_dimension и embedding_updated_at.</w:t>
+      </w:r>
+    </w:p>
+    <w:p>
+      <w:pPr>
+        <w:spacing w:after="120" w:line="276" w:lineRule="auto"/>
+        <w:jc w:val="both"/>
+      </w:pPr>
+      <w:r>
+        <w:rPr>
+          <w:rFonts w:ascii="Times New Roman" w:hAnsi="Times New Roman"/>
+          <w:b w:val="0"/>
+          <w:sz w:val="24"/>
+        </w:rPr>
+        <w:t>4. Пользователь вводит смысловой запрос в интерфейсе поиска и включает режим «Смысловой поиск».</w:t>
+      </w:r>
+    </w:p>
+    <w:p>
+      <w:pPr>
+        <w:spacing w:after="120" w:line="276" w:lineRule="auto"/>
+        <w:jc w:val="both"/>
+      </w:pPr>
+      <w:r>
+        <w:rPr>
+          <w:rFonts w:ascii="Times New Roman" w:hAnsi="Times New Roman"/>
+          <w:b w:val="0"/>
+          <w:sz w:val="24"/>
+        </w:rPr>
+        <w:t>5. Frontend вызывает POST /api/semantic-search. Функция получает embedding запроса и вызывает RPC match_books_semantic.</w:t>
+      </w:r>
+    </w:p>
+    <w:p>
+      <w:pPr>
+        <w:spacing w:after="120" w:line="276" w:lineRule="auto"/>
+        <w:jc w:val="both"/>
+      </w:pPr>
+      <w:r>
+        <w:rPr>
+          <w:rFonts w:ascii="Times New Roman" w:hAnsi="Times New Roman"/>
+          <w:b w:val="0"/>
+          <w:sz w:val="24"/>
+        </w:rPr>
+        <w:t>6. PostgreSQL/pgvector вычисляет similarity = 1 - (book_embedding &lt;=&gt; query_embedding), сортирует результаты и возвращает публичные поля книг.</w:t>
+      </w:r>
+    </w:p>
+    <w:p>
+      <w:pPr>
+        <w:spacing w:after="120" w:line="276" w:lineRule="auto"/>
+        <w:jc w:val="both"/>
+      </w:pPr>
+      <w:r>
+        <w:rPr>
+          <w:rFonts w:ascii="Times New Roman" w:hAnsi="Times New Roman"/>
+          <w:b w:val="0"/>
+          <w:sz w:val="24"/>
+        </w:rPr>
+        <w:t>7. Frontend отображает карточки книг, процент совпадения и 1–3 причины подбора. При ошибке доступен fallback на обычный текстовый поиск.</w:t>
       </w:r>
     </w:p>
     <w:p>
       <w:pPr>
         <w:pStyle w:val="Heading1"/>
+        <w:spacing w:after="120" w:line="276" w:lineRule="auto"/>
       </w:pPr>
       <w:r>
-        <w:t>6. Разграничение доступа и безопасность</w:t>
+        <w:rPr>
+          <w:rFonts w:ascii="Times New Roman" w:hAnsi="Times New Roman"/>
+          <w:b w:val="0"/>
+          <w:sz w:val="24"/>
+        </w:rPr>
+        <w:t>4. Разграничение доступа</w:t>
       </w:r>
     </w:p>
     <w:p>
       <w:pPr>
-        <w:spacing w:after="60"/>
-        <w:ind w:left="425" w:hanging="198"/>
+        <w:spacing w:after="120" w:line="276" w:lineRule="auto"/>
+        <w:jc w:val="both"/>
       </w:pPr>
       <w:r>
         <w:rPr>
-          <w:rFonts w:ascii="Times New Roman" w:hAnsi="Times New Roman" w:eastAsia="Times New Roman"/>
+          <w:rFonts w:ascii="Times New Roman" w:hAnsi="Times New Roman"/>
+          <w:b w:val="0"/>
           <w:sz w:val="24"/>
         </w:rPr>
-        <w:t>— Frontend использует только публичный Supabase anon key и пользовательскую сессию. SUPABASE_SERVICE_ROLE_KEY и OPENROUTER_API_KEY доступны только serverless-функции.</w:t>
-      </w:r>
-    </w:p>
-    <w:p>
-      <w:pPr>
-        <w:spacing w:after="60"/>
-        <w:ind w:left="425" w:hanging="198"/>
-      </w:pPr>
-      <w:r>
-        <w:rPr>
-          <w:rFonts w:ascii="Times New Roman" w:hAnsi="Times New Roman" w:eastAsia="Times New Roman"/>
-          <w:sz w:val="24"/>
-        </w:rPr>
-        <w:t>— Row Level Security является основным механизмом защиты строк в таблицах preferences, favorites, cart_items, orders, order_items, user_events, book_ai_profiles и ai_analysis_jobs.</w:t>
-      </w:r>
-    </w:p>
-    <w:p>
-      <w:pPr>
-        <w:spacing w:after="60"/>
-        <w:ind w:left="425" w:hanging="198"/>
-      </w:pPr>
-      <w:r>
-        <w:rPr>
-          <w:rFonts w:ascii="Times New Roman" w:hAnsi="Times New Roman" w:eastAsia="Times New Roman"/>
-          <w:sz w:val="24"/>
-        </w:rPr>
-        <w:t>— Пользователь не должен иметь доступ к чужим заказам, корзине, избранному, предпочтениям и событиям.</w:t>
-      </w:r>
-    </w:p>
-    <w:p>
-      <w:pPr>
-        <w:spacing w:after="60"/>
-        <w:ind w:left="425" w:hanging="198"/>
-      </w:pPr>
-      <w:r>
-        <w:rPr>
-          <w:rFonts w:ascii="Times New Roman" w:hAnsi="Times New Roman" w:eastAsia="Times New Roman"/>
-          <w:sz w:val="24"/>
-        </w:rPr>
-        <w:t>— Административные операции выполняются через RPC-функции с проверкой public.is_admin() / admin_require_admin().</w:t>
-      </w:r>
-    </w:p>
-    <w:p>
-      <w:pPr>
-        <w:spacing w:after="60"/>
-        <w:ind w:left="425" w:hanging="198"/>
-      </w:pPr>
-      <w:r>
-        <w:rPr>
-          <w:rFonts w:ascii="Times New Roman" w:hAnsi="Times New Roman" w:eastAsia="Times New Roman"/>
-          <w:sz w:val="24"/>
-        </w:rPr>
-        <w:t>— Vercel Function /api/analyze-book дополнительно проверяет Supabase access token и роль admin перед обращением к OpenRouter и записью результата.</w:t>
-      </w:r>
-    </w:p>
-    <w:p>
-      <w:pPr>
-        <w:spacing w:after="60"/>
-        <w:ind w:left="425" w:hanging="198"/>
-      </w:pPr>
-      <w:r>
-        <w:rPr>
-          <w:rFonts w:ascii="Times New Roman" w:hAnsi="Times New Roman" w:eastAsia="Times New Roman"/>
-          <w:sz w:val="24"/>
-        </w:rPr>
-        <w:t>— Ошибки serverless-функции редактируются перед возвратом клиенту, чтобы не раскрывать токены, SQL и приватные ключи.</w:t>
+        <w:t>Основной механизм защиты данных — Row Level Security. Обычный пользователь не получает доступ к чужим заказам, корзине, избранному, предпочтениям и пользовательским событиям. Административные операции проверяют роль admin в public.profiles. Секреты OpenRouter API и Supabase service role key используются только в Vercel Functions и локальном backfill-скрипте, но не во frontend.</w:t>
       </w:r>
     </w:p>
     <w:p>
       <w:pPr>
         <w:pStyle w:val="Heading1"/>
+        <w:spacing w:after="120" w:line="276" w:lineRule="auto"/>
       </w:pPr>
       <w:r>
-        <w:t>7. Развертывание</w:t>
+        <w:rPr>
+          <w:rFonts w:ascii="Times New Roman" w:hAnsi="Times New Roman"/>
+          <w:b w:val="0"/>
+          <w:sz w:val="24"/>
+        </w:rPr>
+        <w:t>5. Перспективы развития</w:t>
       </w:r>
     </w:p>
     <w:p>
       <w:pPr>
-        <w:spacing w:after="120"/>
-        <w:ind w:firstLine="425"/>
+        <w:spacing w:after="120" w:line="276" w:lineRule="auto"/>
+        <w:jc w:val="both"/>
       </w:pPr>
       <w:r>
         <w:rPr>
-          <w:rFonts w:ascii="Times New Roman" w:hAnsi="Times New Roman" w:eastAsia="Times New Roman"/>
+          <w:rFonts w:ascii="Times New Roman" w:hAnsi="Times New Roman"/>
+          <w:b w:val="0"/>
           <w:sz w:val="24"/>
         </w:rPr>
-        <w:t>Frontend-приложение и serverless-функция размещаются на Vercel. Supabase используется как облачная backend-платформа для PostgreSQL, Auth, Storage, RLS и RPC. Переменные окружения задаются локально в .env.local и в Vercel Project Settings. В репозиторий коммитится только .env.example без реальных значений.</w:t>
-      </w:r>
-    </w:p>
-    <w:p>
-      <w:pPr>
-        <w:pStyle w:val="Heading1"/>
-      </w:pPr>
-      <w:r>
-        <w:t>8. Перспективы развития</w:t>
-      </w:r>
-    </w:p>
-    <w:p>
-      <w:pPr>
-        <w:spacing w:after="120"/>
-        <w:ind w:firstLine="425"/>
-      </w:pPr>
-      <w:r>
-        <w:rPr>
-          <w:rFonts w:ascii="Times New Roman" w:hAnsi="Times New Roman" w:eastAsia="Times New Roman"/>
-          <w:sz w:val="24"/>
-        </w:rPr>
-        <w:t>Следующие компоненты не описываются как реализованные в текущей версии, но могут быть добавлены на последующих этапах: отдельный backend API на FastAPI/Express, очередь задач Redis/Celery/BullMQ для фоновой обработки, отдельный AI/NLP-сервис, Docker Compose для локального многоконтейнерного стенда, Prometheus/Grafana для мониторинга, полноценный pgvector/vector search и worker для пакетного анализа каталога.</w:t>
+        <w:t>Отдельный backend API, очередь задач, worker для массовой обработки, Docker Compose, Prometheus/Grafana и выделенный AI-сервис могут рассматриваться как перспективы развития. В текущей версии эти компоненты не являются реализованной частью архитектуры MVP.</w:t>
       </w:r>
     </w:p>
     <w:sectPr>
+      <w:footerReference w:type="default" r:id="rId9"/>
       <w:pgSz w:w="12240" w:h="15840"/>
-      <w:pgMar w:top="1020" w:right="850" w:bottom="907" w:left="1134" w:header="720" w:footer="720" w:gutter="0"/>
+      <w:pgMar w:top="1134" w:right="850" w:bottom="1134" w:left="1417" w:header="720" w:footer="720" w:gutter="0"/>
       <w:cols w:space="720"/>
       <w:docGrid w:linePitch="360"/>
     </w:sectPr>
   </w:body>
 </w:document>
+</file>
+
+<file path=word/footer1.xml><?xml version="1.0" encoding="utf-8"?>
+<w:ftr xmlns:m="http://schemas.openxmlformats.org/officeDocument/2006/math" xmlns:mc="http://schemas.openxmlformats.org/markup-compatibility/2006" xmlns:mo="http://schemas.microsoft.com/office/mac/office/2008/main" xmlns:mv="urn:schemas-microsoft-com:mac:vml" xmlns:o="urn:schemas-microsoft-com:office:office" xmlns:r="http://schemas.openxmlformats.org/officeDocument/2006/relationships" xmlns:v="urn:schemas-microsoft-com:vml" xmlns:w10="urn:schemas-microsoft-com:office:word" xmlns:w14="http://schemas.microsoft.com/office/word/2010/wordml" xmlns:w="http://schemas.openxmlformats.org/wordprocessingml/2006/main" xmlns:wne="http://schemas.microsoft.com/office/word/2006/wordml" xmlns:wp14="http://schemas.microsoft.com/office/word/2010/wordprocessingDrawing" xmlns:wp="http://schemas.openxmlformats.org/drawingml/2006/wordprocessingDrawing" xmlns:wpc="http://schemas.microsoft.com/office/word/2010/wordprocessingCanvas" xmlns:wpg="http://schemas.microsoft.com/office/word/2010/wordprocessingGroup" xmlns:wpi="http://schemas.microsoft.com/office/word/2010/wordprocessingInk" xmlns:wps="http://schemas.microsoft.com/office/word/2010/wordprocessingShape" mc:Ignorable="w14 wp14">
+  <w:p>
+    <w:pPr>
+      <w:pStyle w:val="Footer"/>
+      <w:jc w:val="center"/>
+    </w:pPr>
+    <w:r>
+      <w:rPr>
+        <w:rFonts w:ascii="Times New Roman" w:hAnsi="Times New Roman"/>
+        <w:sz w:val="18"/>
+      </w:rPr>
+      <w:t>Веб-сервис онлайн-продажи книг с ИИ-рекомендациями</w:t>
+    </w:r>
+  </w:p>
+</w:ftr>
 </file>
 
 <file path=word/numbering.xml><?xml version="1.0" encoding="utf-8"?>
@@ -2095,7 +1044,7 @@
     <w:qFormat/>
     <w:rsid w:val="00FC693F"/>
     <w:rPr>
-      <w:rFonts w:ascii="Times New Roman" w:hAnsi="Times New Roman" w:eastAsia="Times New Roman"/>
+      <w:rFonts w:ascii="Times New Roman" w:hAnsi="Times New Roman"/>
       <w:sz w:val="24"/>
     </w:rPr>
   </w:style>
@@ -2158,11 +1107,10 @@
       <w:outlineLvl w:val="0"/>
     </w:pPr>
     <w:rPr>
-      <w:rFonts w:asciiTheme="majorHAnsi" w:eastAsiaTheme="majorEastAsia" w:hAnsiTheme="majorHAnsi" w:cstheme="majorBidi" w:ascii="Times New Roman" w:hAnsi="Times New Roman" w:eastAsia="Times New Roman"/>
+      <w:rFonts w:asciiTheme="majorHAnsi" w:eastAsiaTheme="majorEastAsia" w:hAnsiTheme="majorHAnsi" w:cstheme="majorBidi" w:ascii="Times New Roman" w:hAnsi="Times New Roman"/>
       <w:b/>
       <w:bCs/>
-      <w:color w:val="1A2B3C"/>
-      <w:sz w:val="28"/>
+      <w:sz w:val="32"/>
       <w:szCs w:val="28"/>
     </w:rPr>
   </w:style>
@@ -2182,11 +1130,10 @@
       <w:outlineLvl w:val="1"/>
     </w:pPr>
     <w:rPr>
-      <w:rFonts w:asciiTheme="majorHAnsi" w:eastAsiaTheme="majorEastAsia" w:hAnsiTheme="majorHAnsi" w:cstheme="majorBidi" w:ascii="Times New Roman" w:hAnsi="Times New Roman" w:eastAsia="Times New Roman"/>
+      <w:rFonts w:asciiTheme="majorHAnsi" w:eastAsiaTheme="majorEastAsia" w:hAnsiTheme="majorHAnsi" w:cstheme="majorBidi" w:ascii="Times New Roman" w:hAnsi="Times New Roman"/>
       <w:b/>
       <w:bCs/>
-      <w:color w:val="1A2B3C"/>
-      <w:sz w:val="26"/>
+      <w:sz w:val="28"/>
       <w:szCs w:val="26"/>
     </w:rPr>
   </w:style>
@@ -2206,10 +1153,10 @@
       <w:outlineLvl w:val="2"/>
     </w:pPr>
     <w:rPr>
-      <w:rFonts w:asciiTheme="majorHAnsi" w:eastAsiaTheme="majorEastAsia" w:hAnsiTheme="majorHAnsi" w:cstheme="majorBidi" w:ascii="Times New Roman" w:hAnsi="Times New Roman" w:eastAsia="Times New Roman"/>
+      <w:rFonts w:asciiTheme="majorHAnsi" w:eastAsiaTheme="majorEastAsia" w:hAnsiTheme="majorHAnsi" w:cstheme="majorBidi" w:ascii="Times New Roman" w:hAnsi="Times New Roman"/>
       <w:b/>
       <w:bCs/>
-      <w:color w:val="1A2B3C"/>
+      <w:sz w:val="24"/>
     </w:rPr>
   </w:style>
   <w:style w:type="paragraph" w:styleId="Heading4">
